--- a/trainer_education/Nick_3Day_Training_Plan.docx
+++ b/trainer_education/Nick_3Day_Training_Plan.docx
@@ -81,7 +81,7 @@
           <w:sz w:val="17"/>
           <w:szCs w:val="17"/>
         </w:rPr>
-        <w:t xml:space="preserve">Level: Advanced / Elite  ·  3-Day Program  ·  ICONS Baseline Testing Protocol  ·  Advanced Periodization</w:t>
+        <w:t xml:space="preserve">Age 25  ·  Male  ·  6'3"  ·  171 lbs  ·  Level: Advanced / Elite  ·  Styku Scan 8/13/2026</w:t>
       </w:r>
     </w:p>
     <w:tbl>
@@ -339,6 +339,616 @@
       <w:pPr>
         <w:spacing w:after="120"/>
       </w:pPr>
+    </w:p>
+    <w:p>
+      <w:pPr>
+        <w:pBdr>
+          <w:bottom w:val="single" w:color="00695C" w:sz="4" w:space="2"/>
+        </w:pBdr>
+        <w:spacing w:after="80" w:before="120"/>
+      </w:pPr>
+      <w:r>
+        <w:rPr>
+          <w:rFonts w:ascii="Arial" w:cs="Arial" w:eastAsia="Arial" w:hAnsi="Arial"/>
+          <w:b/>
+          <w:bCs/>
+          <w:color w:val="00695C"/>
+          <w:sz w:val="17"/>
+          <w:szCs w:val="17"/>
+        </w:rPr>
+        <w:t xml:space="preserve">Styku Body Composition Scan</w:t>
+      </w:r>
+    </w:p>
+    <w:p>
+      <w:pPr>
+        <w:spacing w:after="80"/>
+      </w:pPr>
+      <w:r>
+        <w:rPr>
+          <w:rFonts w:ascii="Arial" w:cs="Arial" w:eastAsia="Arial" w:hAnsi="Arial"/>
+          <w:i/>
+          <w:iCs/>
+          <w:color w:val="6B6B6B"/>
+          <w:sz w:val="14"/>
+          <w:szCs w:val="14"/>
+        </w:rPr>
+        <w:t xml:space="preserve">Scan Date: 8/13/2026</w:t>
+      </w:r>
+    </w:p>
+    <w:tbl>
+      <w:tblPr>
+        <w:tblW w:type="dxa" w:w="10440"/>
+        <w:tblBorders>
+          <w:top w:val="none" w:color="FFFFFF" w:sz="0"/>
+          <w:left w:val="none" w:color="FFFFFF" w:sz="0"/>
+          <w:bottom w:val="none" w:color="FFFFFF" w:sz="0"/>
+          <w:right w:val="none" w:color="FFFFFF" w:sz="0"/>
+          <w:insideH w:val="single" w:color="auto" w:sz="4"/>
+          <w:insideV w:val="single" w:color="auto" w:sz="4"/>
+        </w:tblBorders>
+      </w:tblPr>
+      <w:tblGrid>
+        <w:gridCol w:w="5220"/>
+        <w:gridCol w:w="5220"/>
+      </w:tblGrid>
+      <w:tr>
+        <w:tc>
+          <w:tcPr>
+            <w:tcW w:type="dxa" w:w="5220"/>
+            <w:tcBorders>
+              <w:top w:val="none" w:color="FFFFFF" w:sz="0"/>
+              <w:left w:val="none" w:color="FFFFFF" w:sz="0"/>
+              <w:bottom w:val="none" w:color="FFFFFF" w:sz="0"/>
+              <w:right w:val="none" w:color="FFFFFF" w:sz="0"/>
+            </w:tcBorders>
+            <w:shd w:fill="F0FAFA" w:color="auto" w:val="clear"/>
+            <w:tcMar>
+              <w:top w:type="dxa" w:w="40"/>
+              <w:left w:type="dxa" w:w="80"/>
+              <w:bottom w:type="dxa" w:w="40"/>
+              <w:right w:type="dxa" w:w="80"/>
+            </w:tcMar>
+            <w:vAlign w:val="center"/>
+          </w:tcPr>
+          <w:p>
+            <w:r>
+              <w:rPr>
+                <w:rFonts w:ascii="Arial" w:cs="Arial" w:eastAsia="Arial" w:hAnsi="Arial"/>
+                <w:color w:val="6B6B6B"/>
+                <w:sz w:val="13"/>
+                <w:szCs w:val="13"/>
+              </w:rPr>
+              <w:t xml:space="preserve">Body Fat %</w:t>
+            </w:r>
+          </w:p>
+          <w:p>
+            <w:r>
+              <w:rPr>
+                <w:rFonts w:ascii="Arial" w:cs="Arial" w:eastAsia="Arial" w:hAnsi="Arial"/>
+                <w:b/>
+                <w:bCs/>
+                <w:color w:val="2C2C2C"/>
+                <w:sz w:val="15"/>
+                <w:szCs w:val="15"/>
+              </w:rPr>
+              <w:t xml:space="preserve">17.2% (Fit)</w:t>
+            </w:r>
+          </w:p>
+        </w:tc>
+        <w:tc>
+          <w:tcPr>
+            <w:tcW w:type="dxa" w:w="5220"/>
+            <w:tcBorders>
+              <w:top w:val="none" w:color="FFFFFF" w:sz="0"/>
+              <w:left w:val="none" w:color="FFFFFF" w:sz="0"/>
+              <w:bottom w:val="none" w:color="FFFFFF" w:sz="0"/>
+              <w:right w:val="none" w:color="FFFFFF" w:sz="0"/>
+            </w:tcBorders>
+            <w:shd w:fill="F0FAFA" w:color="auto" w:val="clear"/>
+            <w:tcMar>
+              <w:top w:type="dxa" w:w="40"/>
+              <w:left w:type="dxa" w:w="80"/>
+              <w:bottom w:type="dxa" w:w="40"/>
+              <w:right w:type="dxa" w:w="80"/>
+            </w:tcMar>
+            <w:vAlign w:val="center"/>
+          </w:tcPr>
+          <w:p>
+            <w:r>
+              <w:rPr>
+                <w:rFonts w:ascii="Arial" w:cs="Arial" w:eastAsia="Arial" w:hAnsi="Arial"/>
+                <w:color w:val="6B6B6B"/>
+                <w:sz w:val="13"/>
+                <w:szCs w:val="13"/>
+              </w:rPr>
+              <w:t xml:space="preserve">VFA (Visceral Fat)</w:t>
+            </w:r>
+          </w:p>
+          <w:p>
+            <w:r>
+              <w:rPr>
+                <w:rFonts w:ascii="Arial" w:cs="Arial" w:eastAsia="Arial" w:hAnsi="Arial"/>
+                <w:b/>
+                <w:bCs/>
+                <w:color w:val="2C2C2C"/>
+                <w:sz w:val="15"/>
+                <w:szCs w:val="15"/>
+              </w:rPr>
+              <w:t xml:space="preserve">9.7 cm²</w:t>
+            </w:r>
+          </w:p>
+        </w:tc>
+      </w:tr>
+      <w:tr>
+        <w:tc>
+          <w:tcPr>
+            <w:tcW w:type="dxa" w:w="5220"/>
+            <w:tcBorders>
+              <w:top w:val="none" w:color="FFFFFF" w:sz="0"/>
+              <w:left w:val="none" w:color="FFFFFF" w:sz="0"/>
+              <w:bottom w:val="none" w:color="FFFFFF" w:sz="0"/>
+              <w:right w:val="none" w:color="FFFFFF" w:sz="0"/>
+            </w:tcBorders>
+            <w:shd w:fill="FFFFFF" w:color="auto" w:val="clear"/>
+            <w:tcMar>
+              <w:top w:type="dxa" w:w="40"/>
+              <w:left w:type="dxa" w:w="80"/>
+              <w:bottom w:type="dxa" w:w="40"/>
+              <w:right w:type="dxa" w:w="80"/>
+            </w:tcMar>
+            <w:vAlign w:val="center"/>
+          </w:tcPr>
+          <w:p>
+            <w:r>
+              <w:rPr>
+                <w:rFonts w:ascii="Arial" w:cs="Arial" w:eastAsia="Arial" w:hAnsi="Arial"/>
+                <w:color w:val="6B6B6B"/>
+                <w:sz w:val="13"/>
+                <w:szCs w:val="13"/>
+              </w:rPr>
+              <w:t xml:space="preserve">Lean Mass</w:t>
+            </w:r>
+          </w:p>
+          <w:p>
+            <w:r>
+              <w:rPr>
+                <w:rFonts w:ascii="Arial" w:cs="Arial" w:eastAsia="Arial" w:hAnsi="Arial"/>
+                <w:b/>
+                <w:bCs/>
+                <w:color w:val="2C2C2C"/>
+                <w:sz w:val="15"/>
+                <w:szCs w:val="15"/>
+              </w:rPr>
+              <w:t xml:space="preserve">135.3 lbs (79%)</w:t>
+            </w:r>
+          </w:p>
+        </w:tc>
+        <w:tc>
+          <w:tcPr>
+            <w:tcW w:type="dxa" w:w="5220"/>
+            <w:tcBorders>
+              <w:top w:val="none" w:color="FFFFFF" w:sz="0"/>
+              <w:left w:val="none" w:color="FFFFFF" w:sz="0"/>
+              <w:bottom w:val="none" w:color="FFFFFF" w:sz="0"/>
+              <w:right w:val="none" w:color="FFFFFF" w:sz="0"/>
+            </w:tcBorders>
+            <w:shd w:fill="FFFFFF" w:color="auto" w:val="clear"/>
+            <w:tcMar>
+              <w:top w:type="dxa" w:w="40"/>
+              <w:left w:type="dxa" w:w="80"/>
+              <w:bottom w:type="dxa" w:w="40"/>
+              <w:right w:type="dxa" w:w="80"/>
+            </w:tcMar>
+            <w:vAlign w:val="center"/>
+          </w:tcPr>
+          <w:p>
+            <w:r>
+              <w:rPr>
+                <w:rFonts w:ascii="Arial" w:cs="Arial" w:eastAsia="Arial" w:hAnsi="Arial"/>
+                <w:color w:val="6B6B6B"/>
+                <w:sz w:val="13"/>
+                <w:szCs w:val="13"/>
+              </w:rPr>
+              <w:t xml:space="preserve">Shape Score</w:t>
+            </w:r>
+          </w:p>
+          <w:p>
+            <w:r>
+              <w:rPr>
+                <w:rFonts w:ascii="Arial" w:cs="Arial" w:eastAsia="Arial" w:hAnsi="Arial"/>
+                <w:b/>
+                <w:bCs/>
+                <w:color w:val="2C2C2C"/>
+                <w:sz w:val="15"/>
+                <w:szCs w:val="15"/>
+              </w:rPr>
+              <w:t xml:space="preserve">95/100 — Excellent</w:t>
+            </w:r>
+          </w:p>
+        </w:tc>
+      </w:tr>
+      <w:tr>
+        <w:tc>
+          <w:tcPr>
+            <w:tcW w:type="dxa" w:w="5220"/>
+            <w:tcBorders>
+              <w:top w:val="none" w:color="FFFFFF" w:sz="0"/>
+              <w:left w:val="none" w:color="FFFFFF" w:sz="0"/>
+              <w:bottom w:val="none" w:color="FFFFFF" w:sz="0"/>
+              <w:right w:val="none" w:color="FFFFFF" w:sz="0"/>
+            </w:tcBorders>
+            <w:shd w:fill="F0FAFA" w:color="auto" w:val="clear"/>
+            <w:tcMar>
+              <w:top w:type="dxa" w:w="40"/>
+              <w:left w:type="dxa" w:w="80"/>
+              <w:bottom w:type="dxa" w:w="40"/>
+              <w:right w:type="dxa" w:w="80"/>
+            </w:tcMar>
+            <w:vAlign w:val="center"/>
+          </w:tcPr>
+          <w:p>
+            <w:r>
+              <w:rPr>
+                <w:rFonts w:ascii="Arial" w:cs="Arial" w:eastAsia="Arial" w:hAnsi="Arial"/>
+                <w:color w:val="6B6B6B"/>
+                <w:sz w:val="13"/>
+                <w:szCs w:val="13"/>
+              </w:rPr>
+              <w:t xml:space="preserve">Fat Mass</w:t>
+            </w:r>
+          </w:p>
+          <w:p>
+            <w:r>
+              <w:rPr>
+                <w:rFonts w:ascii="Arial" w:cs="Arial" w:eastAsia="Arial" w:hAnsi="Arial"/>
+                <w:b/>
+                <w:bCs/>
+                <w:color w:val="2C2C2C"/>
+                <w:sz w:val="15"/>
+                <w:szCs w:val="15"/>
+              </w:rPr>
+              <w:t xml:space="preserve">29.6 lbs</w:t>
+            </w:r>
+          </w:p>
+        </w:tc>
+        <w:tc>
+          <w:tcPr>
+            <w:tcW w:type="dxa" w:w="5220"/>
+            <w:tcBorders>
+              <w:top w:val="none" w:color="FFFFFF" w:sz="0"/>
+              <w:left w:val="none" w:color="FFFFFF" w:sz="0"/>
+              <w:bottom w:val="none" w:color="FFFFFF" w:sz="0"/>
+              <w:right w:val="none" w:color="FFFFFF" w:sz="0"/>
+            </w:tcBorders>
+            <w:shd w:fill="F0FAFA" w:color="auto" w:val="clear"/>
+            <w:tcMar>
+              <w:top w:type="dxa" w:w="40"/>
+              <w:left w:type="dxa" w:w="80"/>
+              <w:bottom w:type="dxa" w:w="40"/>
+              <w:right w:type="dxa" w:w="80"/>
+            </w:tcMar>
+            <w:vAlign w:val="center"/>
+          </w:tcPr>
+          <w:p>
+            <w:r>
+              <w:rPr>
+                <w:rFonts w:ascii="Arial" w:cs="Arial" w:eastAsia="Arial" w:hAnsi="Arial"/>
+                <w:color w:val="6B6B6B"/>
+                <w:sz w:val="13"/>
+                <w:szCs w:val="13"/>
+              </w:rPr>
+              <w:t xml:space="preserve">ALST Index</w:t>
+            </w:r>
+          </w:p>
+          <w:p>
+            <w:r>
+              <w:rPr>
+                <w:rFonts w:ascii="Arial" w:cs="Arial" w:eastAsia="Arial" w:hAnsi="Arial"/>
+                <w:b/>
+                <w:bCs/>
+                <w:color w:val="2C2C2C"/>
+                <w:sz w:val="15"/>
+                <w:szCs w:val="15"/>
+              </w:rPr>
+              <w:t xml:space="preserve">8.01 kg/m²</w:t>
+            </w:r>
+          </w:p>
+        </w:tc>
+      </w:tr>
+      <w:tr>
+        <w:tc>
+          <w:tcPr>
+            <w:tcW w:type="dxa" w:w="5220"/>
+            <w:tcBorders>
+              <w:top w:val="none" w:color="FFFFFF" w:sz="0"/>
+              <w:left w:val="none" w:color="FFFFFF" w:sz="0"/>
+              <w:bottom w:val="none" w:color="FFFFFF" w:sz="0"/>
+              <w:right w:val="none" w:color="FFFFFF" w:sz="0"/>
+            </w:tcBorders>
+            <w:shd w:fill="FFFFFF" w:color="auto" w:val="clear"/>
+            <w:tcMar>
+              <w:top w:type="dxa" w:w="40"/>
+              <w:left w:type="dxa" w:w="80"/>
+              <w:bottom w:type="dxa" w:w="40"/>
+              <w:right w:type="dxa" w:w="80"/>
+            </w:tcMar>
+            <w:vAlign w:val="center"/>
+          </w:tcPr>
+          <w:p>
+            <w:r>
+              <w:rPr>
+                <w:rFonts w:ascii="Arial" w:cs="Arial" w:eastAsia="Arial" w:hAnsi="Arial"/>
+                <w:color w:val="6B6B6B"/>
+                <w:sz w:val="13"/>
+                <w:szCs w:val="13"/>
+              </w:rPr>
+              <w:t xml:space="preserve">Bone Mass</w:t>
+            </w:r>
+          </w:p>
+          <w:p>
+            <w:r>
+              <w:rPr>
+                <w:rFonts w:ascii="Arial" w:cs="Arial" w:eastAsia="Arial" w:hAnsi="Arial"/>
+                <w:b/>
+                <w:bCs/>
+                <w:color w:val="2C2C2C"/>
+                <w:sz w:val="15"/>
+                <w:szCs w:val="15"/>
+              </w:rPr>
+              <w:t xml:space="preserve">6.5 lbs</w:t>
+            </w:r>
+          </w:p>
+        </w:tc>
+        <w:tc>
+          <w:tcPr>
+            <w:tcW w:type="dxa" w:w="5220"/>
+            <w:tcBorders>
+              <w:top w:val="none" w:color="FFFFFF" w:sz="0"/>
+              <w:left w:val="none" w:color="FFFFFF" w:sz="0"/>
+              <w:bottom w:val="none" w:color="FFFFFF" w:sz="0"/>
+              <w:right w:val="none" w:color="FFFFFF" w:sz="0"/>
+            </w:tcBorders>
+            <w:shd w:fill="FFFFFF" w:color="auto" w:val="clear"/>
+            <w:tcMar>
+              <w:top w:type="dxa" w:w="40"/>
+              <w:left w:type="dxa" w:w="80"/>
+              <w:bottom w:type="dxa" w:w="40"/>
+              <w:right w:type="dxa" w:w="80"/>
+            </w:tcMar>
+            <w:vAlign w:val="center"/>
+          </w:tcPr>
+          <w:p>
+            <w:r>
+              <w:rPr>
+                <w:rFonts w:ascii="Arial" w:cs="Arial" w:eastAsia="Arial" w:hAnsi="Arial"/>
+                <w:color w:val="6B6B6B"/>
+                <w:sz w:val="13"/>
+                <w:szCs w:val="13"/>
+              </w:rPr>
+              <w:t xml:space="preserve">Left Arm LST</w:t>
+            </w:r>
+          </w:p>
+          <w:p>
+            <w:r>
+              <w:rPr>
+                <w:rFonts w:ascii="Arial" w:cs="Arial" w:eastAsia="Arial" w:hAnsi="Arial"/>
+                <w:b/>
+                <w:bCs/>
+                <w:color w:val="2C2C2C"/>
+                <w:sz w:val="15"/>
+                <w:szCs w:val="15"/>
+              </w:rPr>
+              <w:t xml:space="preserve">13.6 lbs</w:t>
+            </w:r>
+          </w:p>
+        </w:tc>
+      </w:tr>
+      <w:tr>
+        <w:tc>
+          <w:tcPr>
+            <w:tcW w:type="dxa" w:w="5220"/>
+            <w:tcBorders>
+              <w:top w:val="none" w:color="FFFFFF" w:sz="0"/>
+              <w:left w:val="none" w:color="FFFFFF" w:sz="0"/>
+              <w:bottom w:val="none" w:color="FFFFFF" w:sz="0"/>
+              <w:right w:val="none" w:color="FFFFFF" w:sz="0"/>
+            </w:tcBorders>
+            <w:shd w:fill="F0FAFA" w:color="auto" w:val="clear"/>
+            <w:tcMar>
+              <w:top w:type="dxa" w:w="40"/>
+              <w:left w:type="dxa" w:w="80"/>
+              <w:bottom w:type="dxa" w:w="40"/>
+              <w:right w:type="dxa" w:w="80"/>
+            </w:tcMar>
+            <w:vAlign w:val="center"/>
+          </w:tcPr>
+          <w:p>
+            <w:r>
+              <w:rPr>
+                <w:rFonts w:ascii="Arial" w:cs="Arial" w:eastAsia="Arial" w:hAnsi="Arial"/>
+                <w:color w:val="6B6B6B"/>
+                <w:sz w:val="13"/>
+                <w:szCs w:val="13"/>
+              </w:rPr>
+              <w:t xml:space="preserve">BMI</w:t>
+            </w:r>
+          </w:p>
+          <w:p>
+            <w:r>
+              <w:rPr>
+                <w:rFonts w:ascii="Arial" w:cs="Arial" w:eastAsia="Arial" w:hAnsi="Arial"/>
+                <w:b/>
+                <w:bCs/>
+                <w:color w:val="2C2C2C"/>
+                <w:sz w:val="15"/>
+                <w:szCs w:val="15"/>
+              </w:rPr>
+              <w:t xml:space="preserve">21.4</w:t>
+            </w:r>
+          </w:p>
+        </w:tc>
+        <w:tc>
+          <w:tcPr>
+            <w:tcW w:type="dxa" w:w="5220"/>
+            <w:tcBorders>
+              <w:top w:val="none" w:color="FFFFFF" w:sz="0"/>
+              <w:left w:val="none" w:color="FFFFFF" w:sz="0"/>
+              <w:bottom w:val="none" w:color="FFFFFF" w:sz="0"/>
+              <w:right w:val="none" w:color="FFFFFF" w:sz="0"/>
+            </w:tcBorders>
+            <w:shd w:fill="F0FAFA" w:color="auto" w:val="clear"/>
+            <w:tcMar>
+              <w:top w:type="dxa" w:w="40"/>
+              <w:left w:type="dxa" w:w="80"/>
+              <w:bottom w:type="dxa" w:w="40"/>
+              <w:right w:type="dxa" w:w="80"/>
+            </w:tcMar>
+            <w:vAlign w:val="center"/>
+          </w:tcPr>
+          <w:p>
+            <w:r>
+              <w:rPr>
+                <w:rFonts w:ascii="Arial" w:cs="Arial" w:eastAsia="Arial" w:hAnsi="Arial"/>
+                <w:color w:val="6B6B6B"/>
+                <w:sz w:val="13"/>
+                <w:szCs w:val="13"/>
+              </w:rPr>
+              <w:t xml:space="preserve">Right Arm LST</w:t>
+            </w:r>
+          </w:p>
+          <w:p>
+            <w:r>
+              <w:rPr>
+                <w:rFonts w:ascii="Arial" w:cs="Arial" w:eastAsia="Arial" w:hAnsi="Arial"/>
+                <w:b/>
+                <w:bCs/>
+                <w:color w:val="2C2C2C"/>
+                <w:sz w:val="15"/>
+                <w:szCs w:val="15"/>
+              </w:rPr>
+              <w:t xml:space="preserve">13.3 lbs</w:t>
+            </w:r>
+          </w:p>
+        </w:tc>
+      </w:tr>
+      <w:tr>
+        <w:tc>
+          <w:tcPr>
+            <w:tcW w:type="dxa" w:w="5220"/>
+            <w:tcBorders>
+              <w:top w:val="none" w:color="FFFFFF" w:sz="0"/>
+              <w:left w:val="none" w:color="FFFFFF" w:sz="0"/>
+              <w:bottom w:val="none" w:color="FFFFFF" w:sz="0"/>
+              <w:right w:val="none" w:color="FFFFFF" w:sz="0"/>
+            </w:tcBorders>
+            <w:shd w:fill="FFFFFF" w:color="auto" w:val="clear"/>
+            <w:tcMar>
+              <w:top w:type="dxa" w:w="40"/>
+              <w:left w:type="dxa" w:w="80"/>
+              <w:bottom w:type="dxa" w:w="40"/>
+              <w:right w:type="dxa" w:w="80"/>
+            </w:tcMar>
+            <w:vAlign w:val="center"/>
+          </w:tcPr>
+          <w:p>
+            <w:r>
+              <w:rPr>
+                <w:rFonts w:ascii="Arial" w:cs="Arial" w:eastAsia="Arial" w:hAnsi="Arial"/>
+                <w:color w:val="6B6B6B"/>
+                <w:sz w:val="13"/>
+                <w:szCs w:val="13"/>
+              </w:rPr>
+              <w:t xml:space="preserve">BMR</w:t>
+            </w:r>
+          </w:p>
+          <w:p>
+            <w:r>
+              <w:rPr>
+                <w:rFonts w:ascii="Arial" w:cs="Arial" w:eastAsia="Arial" w:hAnsi="Arial"/>
+                <w:b/>
+                <w:bCs/>
+                <w:color w:val="2C2C2C"/>
+                <w:sz w:val="15"/>
+                <w:szCs w:val="15"/>
+              </w:rPr>
+              <w:t xml:space="preserve">1902 cal/day</w:t>
+            </w:r>
+          </w:p>
+        </w:tc>
+        <w:tc>
+          <w:tcPr>
+            <w:tcW w:type="dxa" w:w="5220"/>
+            <w:tcBorders>
+              <w:top w:val="none" w:color="FFFFFF" w:sz="0"/>
+              <w:left w:val="none" w:color="FFFFFF" w:sz="0"/>
+              <w:bottom w:val="none" w:color="FFFFFF" w:sz="0"/>
+              <w:right w:val="none" w:color="FFFFFF" w:sz="0"/>
+            </w:tcBorders>
+            <w:shd w:fill="FFFFFF" w:color="auto" w:val="clear"/>
+            <w:tcMar>
+              <w:top w:type="dxa" w:w="40"/>
+              <w:left w:type="dxa" w:w="80"/>
+              <w:bottom w:type="dxa" w:w="40"/>
+              <w:right w:type="dxa" w:w="80"/>
+            </w:tcMar>
+            <w:vAlign w:val="center"/>
+          </w:tcPr>
+          <w:p>
+            <w:r>
+              <w:rPr>
+                <w:rFonts w:ascii="Arial" w:cs="Arial" w:eastAsia="Arial" w:hAnsi="Arial"/>
+                <w:color w:val="6B6B6B"/>
+                <w:sz w:val="13"/>
+                <w:szCs w:val="13"/>
+              </w:rPr>
+              <w:t xml:space="preserve">Left / Right Leg LST</w:t>
+            </w:r>
+          </w:p>
+          <w:p>
+            <w:r>
+              <w:rPr>
+                <w:rFonts w:ascii="Arial" w:cs="Arial" w:eastAsia="Arial" w:hAnsi="Arial"/>
+                <w:b/>
+                <w:bCs/>
+                <w:color w:val="2C2C2C"/>
+                <w:sz w:val="15"/>
+                <w:szCs w:val="15"/>
+              </w:rPr>
+              <w:t xml:space="preserve">23.6 / 24.9 lbs</w:t>
+            </w:r>
+          </w:p>
+        </w:tc>
+      </w:tr>
+    </w:tbl>
+    <w:p>
+      <w:pPr>
+        <w:spacing w:after="100"/>
+      </w:pPr>
+    </w:p>
+    <w:p>
+      <w:pPr>
+        <w:spacing w:after="100"/>
+      </w:pPr>
+      <w:r>
+        <w:rPr>
+          <w:rFonts w:ascii="Arial" w:cs="Arial" w:eastAsia="Arial" w:hAnsi="Arial"/>
+          <w:b/>
+          <w:bCs/>
+          <w:color w:val="00695C"/>
+          <w:sz w:val="17"/>
+          <w:szCs w:val="17"/>
+        </w:rPr>
+        <w:t xml:space="preserve">Peer Comparison:  </w:t>
+      </w:r>
+      <w:r>
+        <w:rPr>
+          <w:rFonts w:ascii="Arial" w:cs="Arial" w:eastAsia="Arial" w:hAnsi="Arial"/>
+          <w:color w:val="2C2C2C"/>
+          <w:sz w:val="17"/>
+          <w:szCs w:val="17"/>
+        </w:rPr>
+        <w:t xml:space="preserve">Lower body fat than 94% of men ages 18–29 (6th percentile — Low Risk).</w:t>
+      </w:r>
     </w:p>
     <w:p>
       <w:pPr>
@@ -1553,11 +2163,11 @@
           <w:rFonts w:ascii="Arial" w:cs="Arial" w:eastAsia="Arial" w:hAnsi="Arial"/>
           <w:b/>
           <w:bCs/>
-          <w:color w:val="6A1B9A"/>
+          <w:color w:val="00695C"/>
           <w:sz w:val="17"/>
           <w:szCs w:val="17"/>
         </w:rPr>
-        <w:t xml:space="preserve">Scope Note — No Clinical/Demographic Framework Applied:  </w:t>
+        <w:t xml:space="preserve">Styku Scan Interpretation — Male Client Programming Framework (8/13/2026):  </w:t>
       </w:r>
       <w:r>
         <w:rPr>
@@ -1566,7 +2176,82 @@
           <w:sz w:val="17"/>
           <w:szCs w:val="17"/>
         </w:rPr>
-        <w:t xml:space="preserve">No Styku scan, age, sex, or clinical data exists on file for Nick — this is a pure strength-testing baseline, not a clinical intake. Neither the women's Age Bracket Programming Framework nor the Male Client Programming Framework's numeric thresholds are applied here for the same reason as Jah's document: both require age/weight data that hasn't been collected. What carries over is the sex/age-neutral ICONS structural philosophy — the Isolated -&gt; Compound -&gt; Metabolic three-zone build, RIR-based autoregulated progressive overload, and corrective-before-compound sequencing.</w:t>
+        <w:t xml:space="preserve">Lean Mass 135.3 lbs (79%), Fat Mass 29.6 lbs, Bone Mass 6.5 lbs, BMR 1902 cal/day, Shape Score 95/100 — Excellent. ALST Index 8.01 kg/m² — EWGSOP2 2018's male low-muscle-mass cutoff is &lt;7.0 kg/m² AT-RISK / ≥7.0 kg/m² Not At-Risk (the same source already used for Vinz Feller); Nick sits comfortably above the line. VFA 9.7 cm² (Segmental Analysis tab; a separate "Visceral Fat 0.1" figure on the Body Composition summary page is a different, non-cm² metric and is not used here) — the ICONS VFA table (&lt;70 Very Low Risk / 70–99 Low Risk / 100–149 Moderate Risk / ≥150 High Risk cm²) is validated sex-independent and applies directly; 9.7 cm² sits deep in the Very Low Risk band. BMI 21.4 falls in the WHO Normal range (18.5–24.9) and reads correctly here — no muscular-athlete BMI caution needed. Body Fat 17.2% reads lean under both systems this file cites: the ACE male table (14–17% Fitness / 18–24% Acceptable — sits right at that boundary) and Styku's own Mayo-Clinic-based band (12–20.9% "Fit," where 17.2% sits solidly inside) — no composition-driven protein escalation is warranted.</w:t>
+      </w:r>
+    </w:p>
+    <w:p>
+      <w:pPr>
+        <w:spacing w:after="100"/>
+      </w:pPr>
+      <w:r>
+        <w:rPr>
+          <w:rFonts w:ascii="Arial" w:cs="Arial" w:eastAsia="Arial" w:hAnsi="Arial"/>
+          <w:b/>
+          <w:bCs/>
+          <w:color w:val="E65100"/>
+          <w:sz w:val="17"/>
+          <w:szCs w:val="17"/>
+        </w:rPr>
+        <w:t xml:space="preserve">Left-Leg Asymmetry — Below Trigger on Arms, Applies on Legs:  </w:t>
+      </w:r>
+      <w:r>
+        <w:rPr>
+          <w:rFonts w:ascii="Arial" w:cs="Arial" w:eastAsia="Arial" w:hAnsi="Arial"/>
+          <w:color w:val="2C2C2C"/>
+          <w:sz w:val="17"/>
+          <w:szCs w:val="17"/>
+        </w:rPr>
+        <w:t xml:space="preserve">Left Arm LST 13.6 lbs vs Right Arm LST 13.3 lbs (0.3 lb gap, right marginally lower) — this sits below CLAUDE.md's 0.5 lb Asymmetry Protocol trigger, so it's noted here but the weaker-side-leads rule is deliberately NOT applied to Single-Arm Row. Left Leg LST 23.6 lbs vs Right Leg LST 24.9 lbs (1.3 lb gap, left weaker) DOES meet the trigger — standard ICONS asymmetry protocol applied: left leg leads Split Stance (Days 1–2), the program's only unilateral leg movement, and is logged separately in the coaching cue. Re-check both gaps at Nick's next Styku rescan.</w:t>
+      </w:r>
+    </w:p>
+    <w:p>
+      <w:pPr>
+        <w:spacing w:after="100"/>
+      </w:pPr>
+      <w:r>
+        <w:rPr>
+          <w:rFonts w:ascii="Arial" w:cs="Arial" w:eastAsia="Arial" w:hAnsi="Arial"/>
+          <w:b/>
+          <w:bCs/>
+          <w:color w:val="6A1B9A"/>
+          <w:sz w:val="17"/>
+          <w:szCs w:val="17"/>
+        </w:rPr>
+        <w:t xml:space="preserve">Male Client Programming Framework — What Was Applied Here:  </w:t>
+      </w:r>
+      <w:r>
+        <w:rPr>
+          <w:rFonts w:ascii="Arial" w:cs="Arial" w:eastAsia="Arial" w:hAnsi="Arial"/>
+          <w:color w:val="2C2C2C"/>
+          <w:sz w:val="17"/>
+          <w:szCs w:val="17"/>
+        </w:rPr>
+        <w:t xml:space="preserve">ICONS's Evidence-Based Science Layer's five-bracket Age Bracket Programming Framework (protein/creatine g/kg tiers, ALST sarcopenia thresholds, the LIFTMOR postmenopausal bone-loading protocol, pelvic floor triggers) is derived from and validated for women 40s-60s navigating hormonal transitions — none of its numeric thresholds are applied to Nick. Instead, this document uses the Male Client Programming Framework's "20-39 — Foundation" bracket: his ALST, VFA, BMI, and body fat % are interpreted above against real male-specific citations (EWGSOP2 2018, the sex-independent VFA table, WHO BMI thresholds read alongside the ACE body-fat-% classification), and his protein/creatine targets below come from that framework's ISSN 2017 / Morton 2018 sources rather than the women's tiers. No testosterone/andropause note is included — that framework section is scoped to the 40-59+ brackets and `testosteroneNote()` correctly returns nothing for a 25-year-old client. What carries over unchanged from ICONS regardless of sex or age: the Isolated → Compound → Metabolic structural philosophy, RIR-based autoregulated progressive overload, corrective-before-compound sequencing, and the Styku segmental asymmetry protocol — all demographic-neutral principles, applied here on their own merits.</w:t>
+      </w:r>
+    </w:p>
+    <w:p>
+      <w:pPr>
+        <w:spacing w:after="100"/>
+      </w:pPr>
+      <w:r>
+        <w:rPr>
+          <w:rFonts w:ascii="Arial" w:cs="Arial" w:eastAsia="Arial" w:hAnsi="Arial"/>
+          <w:b/>
+          <w:bCs/>
+          <w:color w:val="C9A227"/>
+          <w:sz w:val="17"/>
+          <w:szCs w:val="17"/>
+        </w:rPr>
+        <w:t xml:space="preserve">Protein &amp; Creatine Targets — Male Client Programming Framework:  </w:t>
+      </w:r>
+      <w:r>
+        <w:rPr>
+          <w:rFonts w:ascii="Arial" w:cs="Arial" w:eastAsia="Arial" w:hAnsi="Arial"/>
+          <w:color w:val="2C2C2C"/>
+          <w:sz w:val="17"/>
+          <w:szCs w:val="17"/>
+        </w:rPr>
+        <w:t xml:space="preserve">General resistance-trained-male range is 1.6–2.2 g/kg/day (ISSN 2017 position stand; Morton et al. 2018 meta-analysis — the same source already cited for the women's 1.6 g/kg tier in this system, and its trial pool was not sex-restricted). At 77.6 kg that's roughly 124–171g/day; at ~31g per meal minimum (leucine threshold), distributed across 4+ meals/day. Creatine: 3–5g monohydrate daily with food, no loading phase — same protocol as any resistance-trained adult, saturates in 3–4 weeks.</w:t>
       </w:r>
     </w:p>
     <w:p>
@@ -2581,7 +3266,7 @@
                 <w:sz w:val="17"/>
                 <w:szCs w:val="17"/>
               </w:rPr>
-              <w:t xml:space="preserve">NOT YET ASSESSED — establishing first working baseline. Depth and control priority.</w:t>
+              <w:t xml:space="preserve">NOT YET ASSESSED — establishing first working baseline. Left leg leads — weaker per Styku segmental data. Depth and control priority.</w:t>
             </w:r>
           </w:p>
         </w:tc>
@@ -6996,7 +7681,7 @@
                 <w:sz w:val="17"/>
                 <w:szCs w:val="17"/>
               </w:rPr>
-              <w:t xml:space="preserve">Building off Week 1 new baseline. Depth and control priority.</w:t>
+              <w:t xml:space="preserve">Building off Week 1 new baseline. Left leg leads — weaker per Styku data. Depth and control priority.</w:t>
             </w:r>
           </w:p>
         </w:tc>

--- a/trainer_education/Nick_3Day_Training_Plan.docx
+++ b/trainer_education/Nick_3Day_Training_Plan.docx
@@ -682,7 +682,7 @@
                 <w:sz w:val="13"/>
                 <w:szCs w:val="13"/>
               </w:rPr>
-              <w:t xml:space="preserve">Bone Mass</w:t>
+              <w:t xml:space="preserve">Bone Mass (Styku est.)</w:t>
             </w:r>
           </w:p>
           <w:p>

--- a/trainer_education/Nick_3Day_Training_Plan.docx
+++ b/trainer_education/Nick_3Day_Training_Plan.docx
@@ -2176,7 +2176,7 @@
           <w:sz w:val="17"/>
           <w:szCs w:val="17"/>
         </w:rPr>
-        <w:t xml:space="preserve">Lean Mass 135.3 lbs (79%), Fat Mass 29.6 lbs, Bone Mass 6.5 lbs, BMR 1902 cal/day, Shape Score 95/100 — Excellent. ALST Index 8.01 kg/m² — EWGSOP2 2018's male low-muscle-mass cutoff is &lt;7.0 kg/m² AT-RISK / ≥7.0 kg/m² Not At-Risk (the same source already used for Vinz Feller); Nick sits comfortably above the line. VFA 9.7 cm² (Segmental Analysis tab; a separate "Visceral Fat 0.1" figure on the Body Composition summary page is a different, non-cm² metric and is not used here) — the ICONS VFA table (&lt;70 Very Low Risk / 70–99 Low Risk / 100–149 Moderate Risk / ≥150 High Risk cm²) is validated sex-independent and applies directly; 9.7 cm² sits deep in the Very Low Risk band. BMI 21.4 falls in the WHO Normal range (18.5–24.9) and reads correctly here — no muscular-athlete BMI caution needed. Body Fat 17.2% reads lean under both systems this file cites: the ACE male table (14–17% Fitness / 18–24% Acceptable — sits right at that boundary) and Styku's own Mayo-Clinic-based band (12–20.9% "Fit," where 17.2% sits solidly inside) — no composition-driven protein escalation is warranted.</w:t>
+        <w:t xml:space="preserve">Lean Mass 135.3 lbs (79%), Fat Mass 29.6 lbs, Bone Mass 6.5 lbs, BMR 1902 cal/day, Shape Score 95/100 — Excellent. ALST Index 8.01 kg/m² — EWGSOP2 2018's male low-muscle-mass cutoff is &lt;7.0 kg/m² AT-RISK / ≥7.0 kg/m² Not At-Risk (the same source already used for Vinz Feller); Nick sits comfortably above the line. VFA 9.7 cm² (Segmental Analysis tab; a separate "Visceral Fat 0.1" figure on the Body Composition summary page is a different, non-cm² metric and is not used here) — presented as a trend/context figure to track over time rather than a risk-band label; CLAUDE.md's prior absolute VFA risk-band table (which this document previously cited to label this reading "Very Low Risk," itself a correction of Styku's own "Low Risk" dashboard label) was retired 8/17/2026 as unsupported by consensus guidance and by this scanner's own validation limits (Styku's VFA output was validated against DXA in kilograms, never in cm²). BMI 21.4 falls in the WHO Normal range (18.5–24.9) and reads correctly here — no muscular-athlete BMI caution needed. Body Fat 17.2% reads lean under both systems this file cites: the ACE male table (14–17% Fitness / 18–24% Acceptable — sits right at that boundary) and Styku's own Mayo-Clinic-based band (12–20.9% "Fit," where 17.2% sits solidly inside) — no composition-driven protein escalation is warranted.</w:t>
       </w:r>
     </w:p>
     <w:p>
@@ -2192,7 +2192,7 @@
           <w:sz w:val="17"/>
           <w:szCs w:val="17"/>
         </w:rPr>
-        <w:t xml:space="preserve">Left-Leg Asymmetry — Below Trigger on Arms, Applies on Legs:  </w:t>
+        <w:t xml:space="preserve">Segmental Asymmetry — Left Leg Leads Split Stance:  </w:t>
       </w:r>
       <w:r>
         <w:rPr>
@@ -2201,7 +2201,7 @@
           <w:sz w:val="17"/>
           <w:szCs w:val="17"/>
         </w:rPr>
-        <w:t xml:space="preserve">Left Arm LST 13.6 lbs vs Right Arm LST 13.3 lbs (0.3 lb gap, right marginally lower) — this sits below CLAUDE.md's 0.5 lb Asymmetry Protocol trigger, so it's noted here but the weaker-side-leads rule is deliberately NOT applied to Single-Arm Row. Left Leg LST 23.6 lbs vs Right Leg LST 24.9 lbs (1.3 lb gap, left weaker) DOES meet the trigger — standard ICONS asymmetry protocol applied: left leg leads Split Stance (Days 1–2), the program's only unilateral leg movement, and is logged separately in the coaching cue. Re-check both gaps at Nick's next Styku rescan.</w:t>
+        <w:t xml:space="preserve">Left Arm LST 13.6 lbs vs Right Arm LST 13.3 lbs (0.3 lb gap, ~2.2% relative, right marginally lower) — below CLAUDE.md's corrected &gt;=10% relative Asymmetry Protocol trigger (also below the prior 0.5 lb absolute trigger — no change here), so it's noted here but the weaker-side-leads rule is deliberately NOT applied to Single-Arm Row. Left Leg LST 23.6 lbs vs Right Leg LST 24.9 lbs (1.3 lb gap, ~5.2% relative, left weaker) — left leg currently leads Split Stance (Days 1-2), the program's only unilateral leg movement, logged separately in the coaching cue. FLAGGED DISCREPANCY (8/17/2026 language-correction pass): this gap met the OLD 0.5 lb absolute trigger (this document's original basis for the left-leg-leads assignment), but does NOT clear CLAUDE.md's corrected &gt;=10% relative trigger (per an external evidence review finding the old absolute trigger was firing on measurement noise). Per this pass's explicit instructions, the left-leg-leads Split Stance prescription is left UNCHANGED pending a dedicated per-client review — this is a trigger-logic language correction, not a silent resolution of whether the protocol should still apply. Flagged to the main thread/icons-expert. Re-check both gaps at Nick's next Styku rescan.</w:t>
       </w:r>
     </w:p>
     <w:p>

--- a/trainer_education/Nick_3Day_Training_Plan.docx
+++ b/trainer_education/Nick_3Day_Training_Plan.docx
@@ -2251,7 +2251,7 @@
           <w:sz w:val="17"/>
           <w:szCs w:val="17"/>
         </w:rPr>
-        <w:t xml:space="preserve">General resistance-trained-male range is 1.6–2.2 g/kg/day (ISSN 2017 position stand; Morton et al. 2018 meta-analysis — the same source already cited for the women's 1.6 g/kg tier in this system, and its trial pool was not sex-restricted). At 77.6 kg that's roughly 124–171g/day; at ~31g per meal minimum (leucine threshold), distributed across 4+ meals/day. Creatine: 3–5g monohydrate daily with food, no loading phase — same protocol as any resistance-trained adult, saturates in 3–4 weeks.</w:t>
+        <w:t xml:space="preserve">General resistance-trained-male range is 1.6–2.2 g/kg/day (ISSN 2017 position stand; Morton et al. 2018 meta-analysis — the same source already cited for the women's 1.6 g/kg tier in this system, and its trial pool was not sex-restricted). At 77.6 kg that's roughly 124–171g/day; at roughly 31g per meal as a practical distribution target (a pragmatic route to the daily total, not a measured per-meal anabolic threshold), which needs 5 or more meals to reach the working range above. Creatine: 3–5g monohydrate daily with food, no loading phase — same protocol as any resistance-trained adult, saturates in 3–4 weeks.</w:t>
       </w:r>
     </w:p>
     <w:p>

--- a/trainer_education/Nick_3Day_Training_Plan.docx
+++ b/trainer_education/Nick_3Day_Training_Plan.docx
@@ -2251,7 +2251,7 @@
           <w:sz w:val="17"/>
           <w:szCs w:val="17"/>
         </w:rPr>
-        <w:t xml:space="preserve">General resistance-trained-male range is 1.6–2.2 g/kg/day (ISSN 2017 position stand; Morton et al. 2018 meta-analysis — the same source already cited for the women's 1.6 g/kg tier in this system, and its trial pool was not sex-restricted). At 77.6 kg that's roughly 124–171g/day; at roughly 31g per meal as a practical distribution target (a pragmatic route to the daily total, not a measured per-meal anabolic threshold), which needs 5 or more meals to reach the working range above. Creatine: 3–5g monohydrate daily with food, no loading phase — same protocol as any resistance-trained adult, saturates in 3–4 weeks.</w:t>
+        <w:t xml:space="preserve">General resistance-trained-male range is 1.6–2.2 g/kg/day (ISSN 2017 position stand; Morton et al. 2018 meta-analysis — the same source already cited for the women's 1.6 g/kg tier in this system, and its trial pool was not sex-restricted). At 77.6 kg that's roughly 124–171g/day; at roughly 23g per meal as a practical distribution target (a pragmatic route to the daily total, not a measured per-meal anabolic threshold), which needs 5 or more meals to reach the working range above. Creatine: 3–5g monohydrate daily with food, no loading phase — same protocol as any resistance-trained adult, saturates in 3–4 weeks.</w:t>
       </w:r>
     </w:p>
     <w:p>

--- a/trainer_education/Nick_3Day_Training_Plan.docx
+++ b/trainer_education/Nick_3Day_Training_Plan.docx
@@ -6957,7 +6957,7 @@
           <w:sz w:val="17"/>
           <w:szCs w:val="17"/>
         </w:rPr>
-        <w:t xml:space="preserve">Week 1 working load 255 lbs (~80% of est. 1RM 321, off the tested 275 lbs x 5 baseline) — 1-2 RIR, film every work set.</w:t>
+        <w:t xml:space="preserve">Week 1 working load 255 lbs (~80% of est. 1RM 321, off the tested 275 lbs x 5 baseline) — 2 RIR on the last set of each, film every work set. Advanced training level is not a waiver here: the corrected model reserves 1 RIR for hypertrophy-priority accessory work, and strength gains track load rather than proximity to failure.</w:t>
       </w:r>
     </w:p>
     <w:tbl>
@@ -7452,7 +7452,18 @@
                 <w:sz w:val="17"/>
                 <w:szCs w:val="17"/>
               </w:rPr>
-              <w:t xml:space="preserve">Elite baseline — film every work set. 1–2 RIR.</w:t>
+              <w:t xml:space="preserve">Elite baseline — film every work set.</w:t>
+            </w:r>
+            <w:r>
+              <w:rPr>
+                <w:rFonts w:ascii="Arial" w:cs="Arial" w:eastAsia="Arial" w:hAnsi="Arial"/>
+                <w:i/>
+                <w:iCs/>
+                <w:color w:val="00695C"/>
+                <w:sz w:val="14"/>
+                <w:szCs w:val="14"/>
+              </w:rPr>
+              <w:t xml:space="preserve">  2 RIR</w:t>
             </w:r>
           </w:p>
         </w:tc>
